--- a/mon/lich_su/khbd/lop12/KHBD_LICHSU12_KiemTraGiuaHK1_T17.docx
+++ b/mon/lich_su/khbd/lop12/KHBD_LICHSU12_KiemTraGiuaHK1_T17.docx
@@ -12,14 +12,13 @@
           <w:i/>
           <w:sz w:val="24"/>
         </w:rPr>
-        <w:t>Ngày 29 tháng 10 năm 2026</w:t>
+        <w:t>Ngày …… tháng …… năm ……    Họ và tên giáo viên: ……………………………</w:t>
       </w:r>
       <w:r>
         <w:rPr>
           <w:rFonts w:ascii="Times New Roman" w:hAnsi="Times New Roman"/>
           <w:sz w:val="24"/>
         </w:rPr>
-        <w:t xml:space="preserve">    Họ và tên giáo viên: Hà Thị Lam Huyền</w:t>
       </w:r>
     </w:p>
     <w:p>
@@ -702,145 +701,11 @@
         <w:t>Phần III – Tự luận (2 câu × 3đ = 6đ): Câu 5 (TH Bài 3: Giải thích 1 sự kiện thời sự quốc tế bằng kiến thức về đa cực). Câu 6 (VD Bài 4–5: Trình bày quan hệ VN–ASEAN và nêu đóng góp cụ thể của VN).</w:t>
       </w:r>
     </w:p>
-    <w:p/>
-    <w:tbl>
-      <w:tblPr>
-        <w:tblStyle w:val="TableGrid"/>
-        <w:tblW w:type="auto" w:w="0"/>
-        <w:tblLook w:firstColumn="1" w:firstRow="1" w:lastColumn="0" w:lastRow="0" w:noHBand="0" w:noVBand="1" w:val="04A0"/>
-      </w:tblPr>
-      <w:tblGrid>
-        <w:gridCol w:w="3230"/>
-        <w:gridCol w:w="3230"/>
-        <w:gridCol w:w="3230"/>
-      </w:tblGrid>
-      <w:tr>
-        <w:tc>
-          <w:tcPr>
-            <w:tcW w:type="dxa" w:w="3230"/>
-          </w:tcPr>
-          <w:p>
-            <w:pPr>
-              <w:jc w:val="center"/>
-            </w:pPr>
-            <w:r>
-              <w:rPr>
-                <w:rFonts w:ascii="Times New Roman" w:hAnsi="Times New Roman"/>
-                <w:b/>
-                <w:sz w:val="24"/>
-              </w:rPr>
-              <w:t>TỔ TRƯỞNG CHUYÊN MÔN</w:t>
-            </w:r>
-          </w:p>
-        </w:tc>
-        <w:tc>
-          <w:tcPr>
-            <w:tcW w:type="dxa" w:w="3230"/>
-          </w:tcPr>
-          <w:p>
-            <w:pPr>
-              <w:jc w:val="center"/>
-            </w:pPr>
-            <w:r>
-              <w:rPr>
-                <w:rFonts w:ascii="Times New Roman" w:hAnsi="Times New Roman"/>
-                <w:b/>
-                <w:sz w:val="24"/>
-              </w:rPr>
-              <w:t>Vĩnh Thạnh, ngày 02 tháng 11 năm 2026</w:t>
-            </w:r>
-          </w:p>
-        </w:tc>
-        <w:tc>
-          <w:tcPr>
-            <w:tcW w:type="dxa" w:w="3230"/>
-          </w:tcPr>
-          <w:p>
-            <w:pPr>
-              <w:jc w:val="center"/>
-            </w:pPr>
-            <w:r>
-              <w:rPr>
-                <w:rFonts w:ascii="Times New Roman" w:hAnsi="Times New Roman"/>
-                <w:b/>
-                <w:sz w:val="24"/>
-              </w:rPr>
-              <w:t>KIỂM TRA CỦA LÃNH ĐẠO</w:t>
-              <w:br/>
-              <w:t>PHÓ HIỆU TRƯỞNG</w:t>
-            </w:r>
-          </w:p>
-        </w:tc>
-      </w:tr>
-      <w:tr>
-        <w:tc>
-          <w:tcPr>
-            <w:tcW w:type="dxa" w:w="3230"/>
-          </w:tcPr>
-          <w:p>
-            <w:pPr>
-              <w:jc w:val="center"/>
-            </w:pPr>
-            <w:r>
-              <w:rPr>
-                <w:rFonts w:ascii="Times New Roman" w:hAnsi="Times New Roman"/>
-                <w:sz w:val="24"/>
-              </w:rPr>
-              <w:br/>
-              <w:br/>
-              <w:br/>
-              <w:t>Trương Văn Hiếu</w:t>
-            </w:r>
-          </w:p>
-        </w:tc>
-        <w:tc>
-          <w:tcPr>
-            <w:tcW w:type="dxa" w:w="3230"/>
-          </w:tcPr>
-          <w:p>
-            <w:pPr>
-              <w:jc w:val="center"/>
-            </w:pPr>
-            <w:r>
-              <w:rPr>
-                <w:rFonts w:ascii="Times New Roman" w:hAnsi="Times New Roman"/>
-                <w:sz w:val="24"/>
-              </w:rPr>
-              <w:br/>
-              <w:br/>
-              <w:br/>
-              <w:t>NGƯỜI SOẠN</w:t>
-              <w:br/>
-              <w:br/>
-              <w:br/>
-              <w:br/>
-              <w:t>Hà Thị Lam Huyền</w:t>
-            </w:r>
-          </w:p>
-        </w:tc>
-        <w:tc>
-          <w:tcPr>
-            <w:tcW w:type="dxa" w:w="3230"/>
-          </w:tcPr>
-          <w:p>
-            <w:pPr>
-              <w:jc w:val="center"/>
-            </w:pPr>
-            <w:r>
-              <w:rPr>
-                <w:rFonts w:ascii="Times New Roman" w:hAnsi="Times New Roman"/>
-                <w:sz w:val="24"/>
-              </w:rPr>
-              <w:br/>
-              <w:br/>
-              <w:br/>
-              <w:t>Bùi Xuân Thanh</w:t>
-            </w:r>
-          </w:p>
-        </w:tc>
-      </w:tr>
-    </w:tbl>
     <w:sectPr>
+      <w:headerReference w:type="default" r:id="rId9"/>
+      <w:footerReference w:type="default" r:id="rId10"/>
+      <w:headerReference w:type="first" r:id="rId11"/>
+      <w:footerReference w:type="first" r:id="rId12"/>
       <w:pgSz w:w="12240" w:h="15840"/>
       <w:pgMar w:top="1134" w:right="1134" w:bottom="1134" w:left="1417" w:header="720" w:footer="720" w:gutter="0"/>
       <w:cols w:space="720"/>
@@ -848,6 +713,46 @@
     </w:sectPr>
   </w:body>
 </w:document>
+</file>
+
+<file path=word/footer1.xml><?xml version="1.0" encoding="utf-8"?>
+<w:ftr xmlns:m="http://schemas.openxmlformats.org/officeDocument/2006/math" xmlns:mc="http://schemas.openxmlformats.org/markup-compatibility/2006" xmlns:mo="http://schemas.microsoft.com/office/mac/office/2008/main" xmlns:mv="urn:schemas-microsoft-com:mac:vml" xmlns:o="urn:schemas-microsoft-com:office:office" xmlns:r="http://schemas.openxmlformats.org/officeDocument/2006/relationships" xmlns:v="urn:schemas-microsoft-com:vml" xmlns:w10="urn:schemas-microsoft-com:office:word" xmlns:w14="http://schemas.microsoft.com/office/word/2010/wordml" xmlns:w="http://schemas.openxmlformats.org/wordprocessingml/2006/main" xmlns:wne="http://schemas.microsoft.com/office/word/2006/wordml" xmlns:wp14="http://schemas.microsoft.com/office/word/2010/wordprocessingDrawing" xmlns:wp="http://schemas.openxmlformats.org/drawingml/2006/wordprocessingDrawing" xmlns:wpc="http://schemas.microsoft.com/office/word/2010/wordprocessingCanvas" xmlns:wpg="http://schemas.microsoft.com/office/word/2010/wordprocessingGroup" xmlns:wpi="http://schemas.microsoft.com/office/word/2010/wordprocessingInk" xmlns:wps="http://schemas.microsoft.com/office/word/2010/wordprocessingShape" mc:Ignorable="w14 wp14">
+  <w:p>
+    <w:pPr>
+      <w:pStyle w:val="Footer"/>
+    </w:pPr>
+  </w:p>
+</w:ftr>
+</file>
+
+<file path=word/footer2.xml><?xml version="1.0" encoding="utf-8"?>
+<w:ftr xmlns:m="http://schemas.openxmlformats.org/officeDocument/2006/math" xmlns:mc="http://schemas.openxmlformats.org/markup-compatibility/2006" xmlns:mo="http://schemas.microsoft.com/office/mac/office/2008/main" xmlns:mv="urn:schemas-microsoft-com:mac:vml" xmlns:o="urn:schemas-microsoft-com:office:office" xmlns:r="http://schemas.openxmlformats.org/officeDocument/2006/relationships" xmlns:v="urn:schemas-microsoft-com:vml" xmlns:w10="urn:schemas-microsoft-com:office:word" xmlns:w14="http://schemas.microsoft.com/office/word/2010/wordml" xmlns:w="http://schemas.openxmlformats.org/wordprocessingml/2006/main" xmlns:wne="http://schemas.microsoft.com/office/word/2006/wordml" xmlns:wp14="http://schemas.microsoft.com/office/word/2010/wordprocessingDrawing" xmlns:wp="http://schemas.openxmlformats.org/drawingml/2006/wordprocessingDrawing" xmlns:wpc="http://schemas.microsoft.com/office/word/2010/wordprocessingCanvas" xmlns:wpg="http://schemas.microsoft.com/office/word/2010/wordprocessingGroup" xmlns:wpi="http://schemas.microsoft.com/office/word/2010/wordprocessingInk" xmlns:wps="http://schemas.microsoft.com/office/word/2010/wordprocessingShape" mc:Ignorable="w14 wp14">
+  <w:p>
+    <w:pPr>
+      <w:pStyle w:val="Footer"/>
+    </w:pPr>
+  </w:p>
+</w:ftr>
+</file>
+
+<file path=word/header1.xml><?xml version="1.0" encoding="utf-8"?>
+<w:hdr xmlns:m="http://schemas.openxmlformats.org/officeDocument/2006/math" xmlns:mc="http://schemas.openxmlformats.org/markup-compatibility/2006" xmlns:mo="http://schemas.microsoft.com/office/mac/office/2008/main" xmlns:mv="urn:schemas-microsoft-com:mac:vml" xmlns:o="urn:schemas-microsoft-com:office:office" xmlns:r="http://schemas.openxmlformats.org/officeDocument/2006/relationships" xmlns:v="urn:schemas-microsoft-com:vml" xmlns:w10="urn:schemas-microsoft-com:office:word" xmlns:w14="http://schemas.microsoft.com/office/word/2010/wordml" xmlns:w="http://schemas.openxmlformats.org/wordprocessingml/2006/main" xmlns:wne="http://schemas.microsoft.com/office/word/2006/wordml" xmlns:wp14="http://schemas.microsoft.com/office/word/2010/wordprocessingDrawing" xmlns:wp="http://schemas.openxmlformats.org/drawingml/2006/wordprocessingDrawing" xmlns:wpc="http://schemas.microsoft.com/office/word/2010/wordprocessingCanvas" xmlns:wpg="http://schemas.microsoft.com/office/word/2010/wordprocessingGroup" xmlns:wpi="http://schemas.microsoft.com/office/word/2010/wordprocessingInk" xmlns:wps="http://schemas.microsoft.com/office/word/2010/wordprocessingShape" mc:Ignorable="w14 wp14">
+  <w:p>
+    <w:pPr>
+      <w:pStyle w:val="Header"/>
+    </w:pPr>
+  </w:p>
+</w:hdr>
+</file>
+
+<file path=word/header2.xml><?xml version="1.0" encoding="utf-8"?>
+<w:hdr xmlns:m="http://schemas.openxmlformats.org/officeDocument/2006/math" xmlns:mc="http://schemas.openxmlformats.org/markup-compatibility/2006" xmlns:mo="http://schemas.microsoft.com/office/mac/office/2008/main" xmlns:mv="urn:schemas-microsoft-com:mac:vml" xmlns:o="urn:schemas-microsoft-com:office:office" xmlns:r="http://schemas.openxmlformats.org/officeDocument/2006/relationships" xmlns:v="urn:schemas-microsoft-com:vml" xmlns:w10="urn:schemas-microsoft-com:office:word" xmlns:w14="http://schemas.microsoft.com/office/word/2010/wordml" xmlns:w="http://schemas.openxmlformats.org/wordprocessingml/2006/main" xmlns:wne="http://schemas.microsoft.com/office/word/2006/wordml" xmlns:wp14="http://schemas.microsoft.com/office/word/2010/wordprocessingDrawing" xmlns:wp="http://schemas.openxmlformats.org/drawingml/2006/wordprocessingDrawing" xmlns:wpc="http://schemas.microsoft.com/office/word/2010/wordprocessingCanvas" xmlns:wpg="http://schemas.microsoft.com/office/word/2010/wordprocessingGroup" xmlns:wpi="http://schemas.microsoft.com/office/word/2010/wordprocessingInk" xmlns:wps="http://schemas.microsoft.com/office/word/2010/wordprocessingShape" mc:Ignorable="w14 wp14">
+  <w:p>
+    <w:pPr>
+      <w:pStyle w:val="Header"/>
+    </w:pPr>
+  </w:p>
+</w:hdr>
 </file>
 
 <file path=word/numbering.xml><?xml version="1.0" encoding="utf-8"?>
